--- a/Data Availability.docx
+++ b/Data Availability.docx
@@ -45,6 +45,14 @@
                 <w:rFonts w:ascii="Times New Roman" w:hAnsi="Times New Roman" w:cs="Times New Roman"/>
               </w:rPr>
             </w:pPr>
+            <w:r>
+              <w:rPr>
+                <w:rFonts w:ascii="Times New Roman" w:hAnsi="Times New Roman" w:cs="Times New Roman"/>
+                <w:b/>
+                <w:bCs/>
+              </w:rPr>
+              <w:t>Da</w:t>
+            </w:r>
             <w:r>
               <w:rPr>
                 <w:rFonts w:ascii="Times New Roman" w:hAnsi="Times New Roman" w:cs="Times New Roman"/>
@@ -1415,6 +1423,7 @@
   <w:style w:type="character" w:default="1" w:styleId="DefaultParagraphFont">
     <w:name w:val="Default Paragraph Font"/>
     <w:uiPriority w:val="1"/>
+    <w:semiHidden/>
     <w:unhideWhenUsed/>
   </w:style>
   <w:style w:type="table" w:default="1" w:styleId="TableNormal">
